--- a/docs/fase2_comprension_datos/Informe_Fase2_v5.docx
+++ b/docs/fase2_comprension_datos/Informe_Fase2_v5.docx
@@ -6431,7 +6431,7 @@
         <w:t xml:space="preserve">Una exposición de 2024 antes de abrirlo.</w:t>
       </w:r>
       <w:r>
-        <w:t xml:space="preserve"> Una versión anterior de este informe publicó la mortalidad de 2024 (2,46 %), lo que contradecía el cortafuegos. La versión 4 la retiró. La Fase 2 también usó 2024 para la prevalencia de Elixhauser y la deriva de codificación (predictores, no desenlace). Ninguna de las dos cosas cambió la selección de los modelos, pero la primera debe quedar declarada en </w:t>
+        <w:t xml:space="preserve"> Una versión anterior de este informe publicó la mortalidad de 2024 (2,46 %), lo que contradecía el cortafuegos. La versión del 18-10-2026 la retiró. La cifra no salió de la suite; lo más probable es que viniera del prototipo que se evaluó en 2024 el 27-09 (incidente I-01). La Fase 2 también usó 2024 para la prevalencia de Elixhauser y la deriva de codificación (predictores, no desenlace). Ninguna de las dos cosas cambió la selección de los modelos. Ambas están declaradas en </w:t>
       </w:r>
       <w:r>
         <w:rPr>
@@ -6442,7 +6442,7 @@
         <w:t xml:space="preserve">INCIDENTES.md</w:t>
       </w:r>
       <w:r>
-        <w:t xml:space="preserve"> (hallazgo H-12 de la auditoría).</w:t>
+        <w:t xml:space="preserve"> (I-02 e I-03).</w:t>
       </w:r>
     </w:p>
     <w:p>
